--- a/EDA/Summary_of_results.docx
+++ b/EDA/Summary_of_results.docx
@@ -2,6 +2,142 @@
 <file path=word/document.xml><?xml version="1.0" encoding="utf-8"?>
 <w:document xmlns:wpc="http://schemas.microsoft.com/office/word/2010/wordprocessingCanvas" xmlns:cx="http://schemas.microsoft.com/office/drawing/2014/chartex" xmlns:cx1="http://schemas.microsoft.com/office/drawing/2015/9/8/chartex" xmlns:cx2="http://schemas.microsoft.com/office/drawing/2015/10/21/chartex" xmlns:cx3="http://schemas.microsoft.com/office/drawing/2016/5/9/chartex" xmlns:cx4="http://schemas.microsoft.com/office/drawing/2016/5/10/chartex" xmlns:cx5="http://schemas.microsoft.com/office/drawing/2016/5/11/chartex" xmlns:cx6="http://schemas.microsoft.com/office/drawing/2016/5/12/chartex" xmlns:cx7="http://schemas.microsoft.com/office/drawing/2016/5/13/chartex" xmlns:cx8="http://schemas.microsoft.com/office/drawing/2016/5/14/chartex" xmlns:mc="http://schemas.openxmlformats.org/markup-compatibility/2006" xmlns:aink="http://schemas.microsoft.com/office/drawing/2016/ink" xmlns:am3d="http://schemas.microsoft.com/office/drawing/2017/model3d" xmlns:o="urn:schemas-microsoft-com:office:office" xmlns:oel="http://schemas.microsoft.com/office/2019/extlst" xmlns:r="http://schemas.openxmlformats.org/officeDocument/2006/relationships" xmlns:m="http://schemas.openxmlformats.org/officeDocument/2006/math" xmlns:v="urn:schemas-microsoft-com:vml" xmlns:wp14="http://schemas.microsoft.com/office/word/2010/wordprocessingDrawing" xmlns:wp="http://schemas.openxmlformats.org/drawingml/2006/wordprocessingDrawing" xmlns:w10="urn:schemas-microsoft-com:office:word" xmlns:w="http://schemas.openxmlformats.org/wordprocessingml/2006/main" xmlns:w14="http://schemas.microsoft.com/office/word/2010/wordml" xmlns:w15="http://schemas.microsoft.com/office/word/2012/wordml" xmlns:w16cex="http://schemas.microsoft.com/office/word/2018/wordml/cex" xmlns:w16cid="http://schemas.microsoft.com/office/word/2016/wordml/cid" xmlns:w16="http://schemas.microsoft.com/office/word/2018/wordml" xmlns:w16du="http://schemas.microsoft.com/office/word/2023/wordml/word16du" xmlns:w16sdtdh="http://schemas.microsoft.com/office/word/2020/wordml/sdtdatahash" xmlns:w16sdtfl="http://schemas.microsoft.com/office/word/2024/wordml/sdtformatlock" xmlns:w16se="http://schemas.microsoft.com/office/word/2015/wordml/symex" xmlns:wpg="http://schemas.microsoft.com/office/word/2010/wordprocessingGroup" xmlns:wpi="http://schemas.microsoft.com/office/word/2010/wordprocessingInk" xmlns:wne="http://schemas.microsoft.com/office/word/2006/wordml" xmlns:wps="http://schemas.microsoft.com/office/word/2010/wordprocessingShape" mc:Ignorable="w14 w15 w16se w16cid w16 w16cex w16sdtdh w16sdtfl w16du wp14">
   <w:body>
+    <w:p>
+      <w:pPr>
+        <w:pStyle w:val="Heading2"/>
+      </w:pPr>
+      <w:r>
+        <w:t>Data structure</w:t>
+      </w:r>
+    </w:p>
+    <w:p>
+      <w:r>
+        <w:t xml:space="preserve">  A["CSV Row"] --&gt; B["</w:t>
+      </w:r>
+      <w:proofErr w:type="spellStart"/>
+      <w:r>
+        <w:t>educations_json</w:t>
+      </w:r>
+      <w:proofErr w:type="spellEnd"/>
+      <w:r>
+        <w:t>: list"]</w:t>
+      </w:r>
+    </w:p>
+    <w:p>
+      <w:r>
+        <w:t xml:space="preserve">  A --&gt; C["</w:t>
+      </w:r>
+      <w:proofErr w:type="spellStart"/>
+      <w:r>
+        <w:t>jobs_json</w:t>
+      </w:r>
+      <w:proofErr w:type="spellEnd"/>
+      <w:r>
+        <w:t>: list"]</w:t>
+      </w:r>
+    </w:p>
+    <w:p>
+      <w:r>
+        <w:t xml:space="preserve">  A --&gt; D["</w:t>
+      </w:r>
+      <w:proofErr w:type="spellStart"/>
+      <w:r>
+        <w:t>ipos</w:t>
+      </w:r>
+      <w:proofErr w:type="spellEnd"/>
+      <w:r>
+        <w:t>: list"]</w:t>
+      </w:r>
+    </w:p>
+    <w:p>
+      <w:r>
+        <w:t xml:space="preserve">  A --&gt; E["acquisitions: list"]</w:t>
+      </w:r>
+    </w:p>
+    <w:p>
+      <w:r>
+        <w:t xml:space="preserve">  B --&gt; B1["education object: degree, field, </w:t>
+      </w:r>
+      <w:proofErr w:type="spellStart"/>
+      <w:r>
+        <w:t>qs_ranking</w:t>
+      </w:r>
+      <w:proofErr w:type="spellEnd"/>
+      <w:r>
+        <w:t>"]</w:t>
+      </w:r>
+    </w:p>
+    <w:p>
+      <w:r>
+        <w:t xml:space="preserve">  C --&gt; C1["job object: role, </w:t>
+      </w:r>
+      <w:proofErr w:type="spellStart"/>
+      <w:r>
+        <w:t>company_size</w:t>
+      </w:r>
+      <w:proofErr w:type="spellEnd"/>
+      <w:r>
+        <w:t>, industry, duration"]</w:t>
+      </w:r>
+    </w:p>
+    <w:p>
+      <w:r>
+        <w:t xml:space="preserve">  D --&gt; D1["</w:t>
+      </w:r>
+      <w:proofErr w:type="spellStart"/>
+      <w:r>
+        <w:t>ipo</w:t>
+      </w:r>
+      <w:proofErr w:type="spellEnd"/>
+      <w:r>
+        <w:t xml:space="preserve"> object: </w:t>
+      </w:r>
+      <w:proofErr w:type="spellStart"/>
+      <w:r>
+        <w:t>amount_raised_usd</w:t>
+      </w:r>
+      <w:proofErr w:type="spellEnd"/>
+      <w:r>
+        <w:t xml:space="preserve">, </w:t>
+      </w:r>
+      <w:proofErr w:type="spellStart"/>
+      <w:r>
+        <w:t>valuation_usd</w:t>
+      </w:r>
+      <w:proofErr w:type="spellEnd"/>
+      <w:r>
+        <w:t>"]</w:t>
+      </w:r>
+    </w:p>
+    <w:p>
+      <w:r>
+        <w:t xml:space="preserve">  E --&gt; E1["acquisition object: </w:t>
+      </w:r>
+      <w:proofErr w:type="spellStart"/>
+      <w:r>
+        <w:t>price_usd</w:t>
+      </w:r>
+      <w:proofErr w:type="spellEnd"/>
+      <w:r>
+        <w:t xml:space="preserve">, </w:t>
+      </w:r>
+      <w:proofErr w:type="spellStart"/>
+      <w:r>
+        <w:t>acquired_by_well_known</w:t>
+      </w:r>
+      <w:proofErr w:type="spellEnd"/>
+      <w:r>
+        <w:t>"]</w:t>
+      </w:r>
+    </w:p>
+    <w:p>
+      <w:pPr>
+        <w:pStyle w:val="Heading2"/>
+      </w:pPr>
+      <w:r>
+        <w:t>General Observations</w:t>
+      </w:r>
+    </w:p>
     <w:p>
       <w:r>
         <w:t>Success rate</w:t>
@@ -28,7 +164,7 @@
                     <pic:cNvPicPr/>
                   </pic:nvPicPr>
                   <pic:blipFill>
-                    <a:blip r:embed="rId4"/>
+                    <a:blip r:embed="rId5"/>
                     <a:stretch>
                       <a:fillRect/>
                     </a:stretch>
@@ -49,7 +185,6 @@
         </w:drawing>
       </w:r>
     </w:p>
-    <w:p/>
     <w:p>
       <w:r>
         <w:t>IPO and Acquisition</w:t>
@@ -82,7 +217,7 @@
                     <pic:cNvPicPr/>
                   </pic:nvPicPr>
                   <pic:blipFill>
-                    <a:blip r:embed="rId5"/>
+                    <a:blip r:embed="rId6"/>
                     <a:stretch>
                       <a:fillRect/>
                     </a:stretch>
@@ -104,8 +239,11 @@
       </w:r>
     </w:p>
     <w:p/>
-    <w:p>
-      <w:r>
+    <w:p/>
+    <w:p/>
+    <w:p>
+      <w:r>
+        <w:lastRenderedPageBreak/>
         <w:t xml:space="preserve">Widespread success rate across many top industries. </w:t>
       </w:r>
       <w:r>
@@ -133,7 +271,7 @@
                     <pic:cNvPicPr/>
                   </pic:nvPicPr>
                   <pic:blipFill>
-                    <a:blip r:embed="rId6"/>
+                    <a:blip r:embed="rId7"/>
                     <a:stretch>
                       <a:fillRect/>
                     </a:stretch>
@@ -159,7 +297,6 @@
         <w:pStyle w:val="Heading2"/>
       </w:pPr>
       <w:r>
-        <w:lastRenderedPageBreak/>
         <w:t>IPOs and Acquisitions</w:t>
       </w:r>
     </w:p>
@@ -189,7 +326,7 @@
                     <pic:cNvPicPr/>
                   </pic:nvPicPr>
                   <pic:blipFill>
-                    <a:blip r:embed="rId7"/>
+                    <a:blip r:embed="rId8"/>
                     <a:stretch>
                       <a:fillRect/>
                     </a:stretch>
@@ -228,7 +365,7 @@
                     <pic:cNvPicPr/>
                   </pic:nvPicPr>
                   <pic:blipFill>
-                    <a:blip r:embed="rId8"/>
+                    <a:blip r:embed="rId9"/>
                     <a:stretch>
                       <a:fillRect/>
                     </a:stretch>
@@ -251,6 +388,7 @@
     </w:p>
     <w:p>
       <w:r>
+        <w:lastRenderedPageBreak/>
         <w:drawing>
           <wp:inline distT="0" distB="0" distL="0" distR="0" wp14:anchorId="429B1696" wp14:editId="4FDA8C58">
             <wp:extent cx="4526280" cy="1766182"/>
@@ -267,7 +405,7 @@
                     <pic:cNvPicPr/>
                   </pic:nvPicPr>
                   <pic:blipFill>
-                    <a:blip r:embed="rId9"/>
+                    <a:blip r:embed="rId10"/>
                     <a:stretch>
                       <a:fillRect/>
                     </a:stretch>
@@ -304,7 +442,7 @@
                     <pic:cNvPicPr/>
                   </pic:nvPicPr>
                   <pic:blipFill>
-                    <a:blip r:embed="rId10"/>
+                    <a:blip r:embed="rId11"/>
                     <a:stretch>
                       <a:fillRect/>
                     </a:stretch>
@@ -327,6 +465,22 @@
     </w:p>
     <w:p/>
     <w:p/>
+    <w:p/>
+    <w:p/>
+    <w:p/>
+    <w:p/>
+    <w:p/>
+    <w:p/>
+    <w:p/>
+    <w:p/>
+    <w:p/>
+    <w:p/>
+    <w:p/>
+    <w:p/>
+    <w:p/>
+    <w:p/>
+    <w:p/>
+    <w:p/>
     <w:p>
       <w:r>
         <w:lastRenderedPageBreak/>
@@ -351,7 +505,7 @@
                     <pic:cNvPicPr/>
                   </pic:nvPicPr>
                   <pic:blipFill>
-                    <a:blip r:embed="rId11"/>
+                    <a:blip r:embed="rId12"/>
                     <a:stretch>
                       <a:fillRect/>
                     </a:stretch>
@@ -390,7 +544,7 @@
                     <pic:cNvPicPr/>
                   </pic:nvPicPr>
                   <pic:blipFill>
-                    <a:blip r:embed="rId12"/>
+                    <a:blip r:embed="rId13"/>
                     <a:stretch>
                       <a:fillRect/>
                     </a:stretch>
@@ -450,7 +604,7 @@
                     <pic:cNvPicPr/>
                   </pic:nvPicPr>
                   <pic:blipFill>
-                    <a:blip r:embed="rId13"/>
+                    <a:blip r:embed="rId14"/>
                     <a:stretch>
                       <a:fillRect/>
                     </a:stretch>
@@ -471,7 +625,99 @@
         </w:drawing>
       </w:r>
     </w:p>
-    <w:p/>
+    <w:p>
+      <w:r>
+        <w:t>The number of education/job listings is not clearly linked to success rate:</w:t>
+      </w:r>
+    </w:p>
+    <w:p>
+      <w:r>
+        <w:drawing>
+          <wp:inline distT="0" distB="0" distL="0" distR="0" wp14:anchorId="1D214AED" wp14:editId="07135145">
+            <wp:extent cx="3787140" cy="2490175"/>
+            <wp:effectExtent l="0" t="0" r="3810" b="5715"/>
+            <wp:docPr id="698966490" name="Picture 1"/>
+            <wp:cNvGraphicFramePr>
+              <a:graphicFrameLocks xmlns:a="http://schemas.openxmlformats.org/drawingml/2006/main" noChangeAspect="1"/>
+            </wp:cNvGraphicFramePr>
+            <a:graphic xmlns:a="http://schemas.openxmlformats.org/drawingml/2006/main">
+              <a:graphicData uri="http://schemas.openxmlformats.org/drawingml/2006/picture">
+                <pic:pic xmlns:pic="http://schemas.openxmlformats.org/drawingml/2006/picture">
+                  <pic:nvPicPr>
+                    <pic:cNvPr id="698966490" name=""/>
+                    <pic:cNvPicPr/>
+                  </pic:nvPicPr>
+                  <pic:blipFill>
+                    <a:blip r:embed="rId15"/>
+                    <a:stretch>
+                      <a:fillRect/>
+                    </a:stretch>
+                  </pic:blipFill>
+                  <pic:spPr>
+                    <a:xfrm>
+                      <a:off x="0" y="0"/>
+                      <a:ext cx="3837864" cy="2523528"/>
+                    </a:xfrm>
+                    <a:prstGeom prst="rect">
+                      <a:avLst/>
+                    </a:prstGeom>
+                  </pic:spPr>
+                </pic:pic>
+              </a:graphicData>
+            </a:graphic>
+          </wp:inline>
+        </w:drawing>
+      </w:r>
+      <w:r>
+        <w:drawing>
+          <wp:inline distT="0" distB="0" distL="0" distR="0" wp14:anchorId="7EB5ACEF" wp14:editId="18DCF9BB">
+            <wp:extent cx="3611880" cy="2368750"/>
+            <wp:effectExtent l="0" t="0" r="7620" b="0"/>
+            <wp:docPr id="1598949776" name="Picture 1"/>
+            <wp:cNvGraphicFramePr>
+              <a:graphicFrameLocks xmlns:a="http://schemas.openxmlformats.org/drawingml/2006/main" noChangeAspect="1"/>
+            </wp:cNvGraphicFramePr>
+            <a:graphic xmlns:a="http://schemas.openxmlformats.org/drawingml/2006/main">
+              <a:graphicData uri="http://schemas.openxmlformats.org/drawingml/2006/picture">
+                <pic:pic xmlns:pic="http://schemas.openxmlformats.org/drawingml/2006/picture">
+                  <pic:nvPicPr>
+                    <pic:cNvPr id="1598949776" name=""/>
+                    <pic:cNvPicPr/>
+                  </pic:nvPicPr>
+                  <pic:blipFill>
+                    <a:blip r:embed="rId16"/>
+                    <a:stretch>
+                      <a:fillRect/>
+                    </a:stretch>
+                  </pic:blipFill>
+                  <pic:spPr>
+                    <a:xfrm>
+                      <a:off x="0" y="0"/>
+                      <a:ext cx="3632878" cy="2382521"/>
+                    </a:xfrm>
+                    <a:prstGeom prst="rect">
+                      <a:avLst/>
+                    </a:prstGeom>
+                  </pic:spPr>
+                </pic:pic>
+              </a:graphicData>
+            </a:graphic>
+          </wp:inline>
+        </w:drawing>
+      </w:r>
+    </w:p>
+    <w:p/>
+    <w:p/>
+    <w:p/>
+    <w:p>
+      <w:r>
+        <w:lastRenderedPageBreak/>
+        <w:t>Q</w:t>
+      </w:r>
+      <w:r>
+        <w:t>S-ranking is:</w:t>
+      </w:r>
+    </w:p>
     <w:p>
       <w:r>
         <w:drawing>
@@ -490,7 +736,7 @@
                     <pic:cNvPicPr/>
                   </pic:nvPicPr>
                   <pic:blipFill>
-                    <a:blip r:embed="rId14"/>
+                    <a:blip r:embed="rId17"/>
                     <a:stretch>
                       <a:fillRect/>
                     </a:stretch>
@@ -511,6 +757,16 @@
         </w:drawing>
       </w:r>
     </w:p>
+    <w:p/>
+    <w:p/>
+    <w:p>
+      <w:r>
+        <w:t>Jobs at large companies (1000+ employees)</w:t>
+      </w:r>
+      <w:r>
+        <w:t xml:space="preserve"> looks correlated with success rate:</w:t>
+      </w:r>
+    </w:p>
     <w:p>
       <w:r>
         <w:drawing>
@@ -529,7 +785,7 @@
                     <pic:cNvPicPr/>
                   </pic:nvPicPr>
                   <pic:blipFill>
-                    <a:blip r:embed="rId15"/>
+                    <a:blip r:embed="rId18"/>
                     <a:stretch>
                       <a:fillRect/>
                     </a:stretch>
@@ -553,6 +809,485 @@
     <w:p/>
     <w:p/>
     <w:p/>
+    <w:p/>
+    <w:p/>
+    <w:p/>
+    <w:p>
+      <w:pPr>
+        <w:pStyle w:val="Heading2"/>
+      </w:pPr>
+      <w:r>
+        <w:lastRenderedPageBreak/>
+        <w:t>Prose text input</w:t>
+      </w:r>
+    </w:p>
+    <w:p>
+      <w:r>
+        <w:t xml:space="preserve">Upon inspection, text length </w:t>
+      </w:r>
+      <w:r>
+        <w:t>is partially dependent on sector length, and dependent on number of qualifications, previous jobs, etc.</w:t>
+      </w:r>
+      <w:r>
+        <w:t xml:space="preserve"> </w:t>
+      </w:r>
+      <w:r>
+        <w:t>Appears as a more noisy indicator than other fields when using binary classifiers.</w:t>
+      </w:r>
+    </w:p>
+    <w:p>
+      <w:r>
+        <w:drawing>
+          <wp:inline distT="0" distB="0" distL="0" distR="0" wp14:anchorId="07451833" wp14:editId="4F1E94BE">
+            <wp:extent cx="4681383" cy="3733800"/>
+            <wp:effectExtent l="0" t="0" r="5080" b="0"/>
+            <wp:docPr id="179379226" name="Picture 1"/>
+            <wp:cNvGraphicFramePr>
+              <a:graphicFrameLocks xmlns:a="http://schemas.openxmlformats.org/drawingml/2006/main" noChangeAspect="1"/>
+            </wp:cNvGraphicFramePr>
+            <a:graphic xmlns:a="http://schemas.openxmlformats.org/drawingml/2006/main">
+              <a:graphicData uri="http://schemas.openxmlformats.org/drawingml/2006/picture">
+                <pic:pic xmlns:pic="http://schemas.openxmlformats.org/drawingml/2006/picture">
+                  <pic:nvPicPr>
+                    <pic:cNvPr id="179379226" name=""/>
+                    <pic:cNvPicPr/>
+                  </pic:nvPicPr>
+                  <pic:blipFill>
+                    <a:blip r:embed="rId19"/>
+                    <a:stretch>
+                      <a:fillRect/>
+                    </a:stretch>
+                  </pic:blipFill>
+                  <pic:spPr>
+                    <a:xfrm>
+                      <a:off x="0" y="0"/>
+                      <a:ext cx="4685973" cy="3737461"/>
+                    </a:xfrm>
+                    <a:prstGeom prst="rect">
+                      <a:avLst/>
+                    </a:prstGeom>
+                  </pic:spPr>
+                </pic:pic>
+              </a:graphicData>
+            </a:graphic>
+          </wp:inline>
+        </w:drawing>
+      </w:r>
+    </w:p>
+    <w:p>
+      <w:r>
+        <w:drawing>
+          <wp:inline distT="0" distB="0" distL="0" distR="0" wp14:anchorId="17A8DB84" wp14:editId="5763E803">
+            <wp:extent cx="4531201" cy="2979420"/>
+            <wp:effectExtent l="0" t="0" r="3175" b="0"/>
+            <wp:docPr id="1654022167" name="Picture 1"/>
+            <wp:cNvGraphicFramePr>
+              <a:graphicFrameLocks xmlns:a="http://schemas.openxmlformats.org/drawingml/2006/main" noChangeAspect="1"/>
+            </wp:cNvGraphicFramePr>
+            <a:graphic xmlns:a="http://schemas.openxmlformats.org/drawingml/2006/main">
+              <a:graphicData uri="http://schemas.openxmlformats.org/drawingml/2006/picture">
+                <pic:pic xmlns:pic="http://schemas.openxmlformats.org/drawingml/2006/picture">
+                  <pic:nvPicPr>
+                    <pic:cNvPr id="1654022167" name=""/>
+                    <pic:cNvPicPr/>
+                  </pic:nvPicPr>
+                  <pic:blipFill>
+                    <a:blip r:embed="rId20"/>
+                    <a:stretch>
+                      <a:fillRect/>
+                    </a:stretch>
+                  </pic:blipFill>
+                  <pic:spPr>
+                    <a:xfrm>
+                      <a:off x="0" y="0"/>
+                      <a:ext cx="4536383" cy="2982827"/>
+                    </a:xfrm>
+                    <a:prstGeom prst="rect">
+                      <a:avLst/>
+                    </a:prstGeom>
+                  </pic:spPr>
+                </pic:pic>
+              </a:graphicData>
+            </a:graphic>
+          </wp:inline>
+        </w:drawing>
+      </w:r>
+    </w:p>
+    <w:p/>
+    <w:p/>
+    <w:p/>
+    <w:p/>
+    <w:p/>
+    <w:p/>
+    <w:p>
+      <w:pPr>
+        <w:pStyle w:val="Heading2"/>
+      </w:pPr>
+      <w:r>
+        <w:t>Correlation Matrix</w:t>
+      </w:r>
+    </w:p>
+    <w:p>
+      <w:r>
+        <w:drawing>
+          <wp:inline distT="0" distB="0" distL="0" distR="0" wp14:anchorId="37F97E32" wp14:editId="4F2681FD">
+            <wp:extent cx="5731510" cy="4744720"/>
+            <wp:effectExtent l="0" t="0" r="2540" b="0"/>
+            <wp:docPr id="283466598" name="Picture 1"/>
+            <wp:cNvGraphicFramePr>
+              <a:graphicFrameLocks xmlns:a="http://schemas.openxmlformats.org/drawingml/2006/main" noChangeAspect="1"/>
+            </wp:cNvGraphicFramePr>
+            <a:graphic xmlns:a="http://schemas.openxmlformats.org/drawingml/2006/main">
+              <a:graphicData uri="http://schemas.openxmlformats.org/drawingml/2006/picture">
+                <pic:pic xmlns:pic="http://schemas.openxmlformats.org/drawingml/2006/picture">
+                  <pic:nvPicPr>
+                    <pic:cNvPr id="283466598" name=""/>
+                    <pic:cNvPicPr/>
+                  </pic:nvPicPr>
+                  <pic:blipFill>
+                    <a:blip r:embed="rId21"/>
+                    <a:stretch>
+                      <a:fillRect/>
+                    </a:stretch>
+                  </pic:blipFill>
+                  <pic:spPr>
+                    <a:xfrm>
+                      <a:off x="0" y="0"/>
+                      <a:ext cx="5731510" cy="4744720"/>
+                    </a:xfrm>
+                    <a:prstGeom prst="rect">
+                      <a:avLst/>
+                    </a:prstGeom>
+                  </pic:spPr>
+                </pic:pic>
+              </a:graphicData>
+            </a:graphic>
+          </wp:inline>
+        </w:drawing>
+      </w:r>
+    </w:p>
+    <w:p/>
+    <w:p/>
+    <w:p/>
+    <w:p/>
+    <w:p/>
+    <w:p/>
+    <w:p/>
+    <w:p/>
+    <w:p/>
+    <w:p/>
+    <w:p>
+      <w:pPr>
+        <w:pStyle w:val="Heading2"/>
+      </w:pPr>
+      <w:r>
+        <w:lastRenderedPageBreak/>
+        <w:t>Outlook for feature engineering:</w:t>
+      </w:r>
+    </w:p>
+    <w:p>
+      <w:pPr>
+        <w:rPr>
+          <w:i/>
+          <w:iCs/>
+        </w:rPr>
+      </w:pPr>
+      <w:r>
+        <w:rPr>
+          <w:i/>
+          <w:iCs/>
+        </w:rPr>
+        <w:t>Need to ask about using scaling parameters, rather than binary values, for human-engineered values.</w:t>
+      </w:r>
+      <w:r>
+        <w:rPr>
+          <w:i/>
+          <w:iCs/>
+        </w:rPr>
+        <w:t xml:space="preserve"> Is this </w:t>
+      </w:r>
+      <w:r>
+        <w:rPr>
+          <w:i/>
+          <w:iCs/>
+        </w:rPr>
+        <w:t>due to low sample size?</w:t>
+      </w:r>
+    </w:p>
+    <w:p/>
+    <w:p>
+      <w:pPr>
+        <w:rPr>
+          <w:b/>
+          <w:bCs/>
+        </w:rPr>
+      </w:pPr>
+      <w:r>
+        <w:rPr>
+          <w:b/>
+          <w:bCs/>
+        </w:rPr>
+        <w:t xml:space="preserve">Expanding education: </w:t>
+      </w:r>
+    </w:p>
+    <w:p>
+      <w:r>
+        <w:t>Hypothesis: Business school + STEM could be a binary indicator</w:t>
+      </w:r>
+    </w:p>
+    <w:p>
+      <w:pPr>
+        <w:pStyle w:val="ListParagraph"/>
+        <w:numPr>
+          <w:ilvl w:val="0"/>
+          <w:numId w:val="2"/>
+        </w:numPr>
+      </w:pPr>
+      <w:r>
+        <w:t>Not supported by the data</w:t>
+      </w:r>
+    </w:p>
+    <w:p>
+      <w:r>
+        <w:drawing>
+          <wp:inline distT="0" distB="0" distL="0" distR="0" wp14:anchorId="51E4E362" wp14:editId="367F3325">
+            <wp:extent cx="5731510" cy="2811145"/>
+            <wp:effectExtent l="0" t="0" r="2540" b="8255"/>
+            <wp:docPr id="1703773386" name="Picture 1"/>
+            <wp:cNvGraphicFramePr>
+              <a:graphicFrameLocks xmlns:a="http://schemas.openxmlformats.org/drawingml/2006/main" noChangeAspect="1"/>
+            </wp:cNvGraphicFramePr>
+            <a:graphic xmlns:a="http://schemas.openxmlformats.org/drawingml/2006/main">
+              <a:graphicData uri="http://schemas.openxmlformats.org/drawingml/2006/picture">
+                <pic:pic xmlns:pic="http://schemas.openxmlformats.org/drawingml/2006/picture">
+                  <pic:nvPicPr>
+                    <pic:cNvPr id="1703773386" name=""/>
+                    <pic:cNvPicPr/>
+                  </pic:nvPicPr>
+                  <pic:blipFill>
+                    <a:blip r:embed="rId22"/>
+                    <a:stretch>
+                      <a:fillRect/>
+                    </a:stretch>
+                  </pic:blipFill>
+                  <pic:spPr>
+                    <a:xfrm>
+                      <a:off x="0" y="0"/>
+                      <a:ext cx="5731510" cy="2811145"/>
+                    </a:xfrm>
+                    <a:prstGeom prst="rect">
+                      <a:avLst/>
+                    </a:prstGeom>
+                  </pic:spPr>
+                </pic:pic>
+              </a:graphicData>
+            </a:graphic>
+          </wp:inline>
+        </w:drawing>
+      </w:r>
+    </w:p>
+    <w:p>
+      <w:r>
+        <w:t xml:space="preserve">Hypothesis: Finer sampling than top 50 </w:t>
+      </w:r>
+      <w:proofErr w:type="spellStart"/>
+      <w:r>
+        <w:t>QScore</w:t>
+      </w:r>
+      <w:proofErr w:type="spellEnd"/>
+      <w:r>
+        <w:t xml:space="preserve"> could improve scoring.</w:t>
+      </w:r>
+    </w:p>
+    <w:p>
+      <w:pPr>
+        <w:pStyle w:val="ListParagraph"/>
+        <w:numPr>
+          <w:ilvl w:val="0"/>
+          <w:numId w:val="1"/>
+        </w:numPr>
+      </w:pPr>
+      <w:r>
+        <w:t xml:space="preserve">Include top 25, </w:t>
+      </w:r>
+      <w:r>
+        <w:t>top 50, and top 200 binary classification features?</w:t>
+      </w:r>
+    </w:p>
+    <w:p>
+      <w:pPr>
+        <w:pStyle w:val="NormalWeb"/>
+      </w:pPr>
+      <w:r>
+        <w:rPr>
+          <w:noProof/>
+        </w:rPr>
+        <w:drawing>
+          <wp:inline distT="0" distB="0" distL="0" distR="0" wp14:anchorId="6699D334" wp14:editId="4600213A">
+            <wp:extent cx="4896831" cy="1959168"/>
+            <wp:effectExtent l="0" t="0" r="0" b="3175"/>
+            <wp:docPr id="1" name="Picture 2"/>
+            <wp:cNvGraphicFramePr>
+              <a:graphicFrameLocks xmlns:a="http://schemas.openxmlformats.org/drawingml/2006/main" noChangeAspect="1"/>
+            </wp:cNvGraphicFramePr>
+            <a:graphic xmlns:a="http://schemas.openxmlformats.org/drawingml/2006/main">
+              <a:graphicData uri="http://schemas.openxmlformats.org/drawingml/2006/picture">
+                <pic:pic xmlns:pic="http://schemas.openxmlformats.org/drawingml/2006/picture">
+                  <pic:nvPicPr>
+                    <pic:cNvPr id="0" name="Picture 1"/>
+                    <pic:cNvPicPr>
+                      <a:picLocks noChangeAspect="1" noChangeArrowheads="1"/>
+                    </pic:cNvPicPr>
+                  </pic:nvPicPr>
+                  <pic:blipFill>
+                    <a:blip r:embed="rId23" cstate="print">
+                      <a:extLst>
+                        <a:ext uri="{28A0092B-C50C-407E-A947-70E740481C1C}">
+                          <a14:useLocalDpi xmlns:a14="http://schemas.microsoft.com/office/drawing/2010/main" val="0"/>
+                        </a:ext>
+                      </a:extLst>
+                    </a:blip>
+                    <a:srcRect/>
+                    <a:stretch>
+                      <a:fillRect/>
+                    </a:stretch>
+                  </pic:blipFill>
+                  <pic:spPr bwMode="auto">
+                    <a:xfrm>
+                      <a:off x="0" y="0"/>
+                      <a:ext cx="4924848" cy="1970377"/>
+                    </a:xfrm>
+                    <a:prstGeom prst="rect">
+                      <a:avLst/>
+                    </a:prstGeom>
+                    <a:noFill/>
+                    <a:ln>
+                      <a:noFill/>
+                    </a:ln>
+                  </pic:spPr>
+                </pic:pic>
+              </a:graphicData>
+            </a:graphic>
+          </wp:inline>
+        </w:drawing>
+      </w:r>
+    </w:p>
+    <w:p/>
+    <w:p/>
+    <w:p>
+      <w:pPr>
+        <w:rPr>
+          <w:b/>
+          <w:bCs/>
+        </w:rPr>
+      </w:pPr>
+      <w:r>
+        <w:rPr>
+          <w:b/>
+          <w:bCs/>
+        </w:rPr>
+        <w:t>Career: No input</w:t>
+      </w:r>
+    </w:p>
+    <w:p>
+      <w:pPr>
+        <w:rPr>
+          <w:b/>
+          <w:bCs/>
+        </w:rPr>
+      </w:pPr>
+      <w:r>
+        <w:rPr>
+          <w:b/>
+          <w:bCs/>
+        </w:rPr>
+        <w:t xml:space="preserve">Industry fit: No input </w:t>
+      </w:r>
+    </w:p>
+    <w:p/>
+    <w:p>
+      <w:pPr>
+        <w:rPr>
+          <w:b/>
+          <w:bCs/>
+        </w:rPr>
+      </w:pPr>
+      <w:r>
+        <w:rPr>
+          <w:b/>
+          <w:bCs/>
+        </w:rPr>
+        <w:t xml:space="preserve">Exits: </w:t>
+      </w:r>
+    </w:p>
+    <w:p>
+      <w:r>
+        <w:t xml:space="preserve">Hypothesis: Adding binary classifier </w:t>
+      </w:r>
+      <w:r>
+        <w:t>‘IPO or acquisition valuation given’ yes/no</w:t>
+      </w:r>
+      <w:r>
+        <w:t>, for IPO and acquisition</w:t>
+      </w:r>
+      <w:r>
+        <w:t>.</w:t>
+      </w:r>
+    </w:p>
+    <w:p>
+      <w:pPr>
+        <w:pStyle w:val="ListParagraph"/>
+        <w:numPr>
+          <w:ilvl w:val="0"/>
+          <w:numId w:val="1"/>
+        </w:numPr>
+      </w:pPr>
+      <w:r>
+        <w:t xml:space="preserve">Supported by data </w:t>
+      </w:r>
+      <w:r>
+        <w:t>of weak sample size (N~50)</w:t>
+      </w:r>
+    </w:p>
+    <w:p>
+      <w:r>
+        <w:drawing>
+          <wp:inline distT="0" distB="0" distL="0" distR="0" wp14:anchorId="22CD9DC3" wp14:editId="5B2EDEEB">
+            <wp:extent cx="3845359" cy="2528455"/>
+            <wp:effectExtent l="0" t="0" r="3175" b="5715"/>
+            <wp:docPr id="1299118851" name="Picture 1"/>
+            <wp:cNvGraphicFramePr>
+              <a:graphicFrameLocks xmlns:a="http://schemas.openxmlformats.org/drawingml/2006/main" noChangeAspect="1"/>
+            </wp:cNvGraphicFramePr>
+            <a:graphic xmlns:a="http://schemas.openxmlformats.org/drawingml/2006/main">
+              <a:graphicData uri="http://schemas.openxmlformats.org/drawingml/2006/picture">
+                <pic:pic xmlns:pic="http://schemas.openxmlformats.org/drawingml/2006/picture">
+                  <pic:nvPicPr>
+                    <pic:cNvPr id="1299118851" name=""/>
+                    <pic:cNvPicPr/>
+                  </pic:nvPicPr>
+                  <pic:blipFill>
+                    <a:blip r:embed="rId24"/>
+                    <a:stretch>
+                      <a:fillRect/>
+                    </a:stretch>
+                  </pic:blipFill>
+                  <pic:spPr>
+                    <a:xfrm>
+                      <a:off x="0" y="0"/>
+                      <a:ext cx="3852309" cy="2533025"/>
+                    </a:xfrm>
+                    <a:prstGeom prst="rect">
+                      <a:avLst/>
+                    </a:prstGeom>
+                  </pic:spPr>
+                </pic:pic>
+              </a:graphicData>
+            </a:graphic>
+          </wp:inline>
+        </w:drawing>
+      </w:r>
+    </w:p>
     <w:sectPr>
       <w:pgSz w:w="11906" w:h="16838"/>
       <w:pgMar w:top="1440" w:right="1440" w:bottom="1440" w:left="1440" w:header="708" w:footer="708" w:gutter="0"/>
@@ -561,6 +1296,241 @@
     </w:sectPr>
   </w:body>
 </w:document>
+</file>
+
+<file path=word/numbering.xml><?xml version="1.0" encoding="utf-8"?>
+<w:numbering xmlns:wpc="http://schemas.microsoft.com/office/word/2010/wordprocessingCanvas" xmlns:cx="http://schemas.microsoft.com/office/drawing/2014/chartex" xmlns:cx1="http://schemas.microsoft.com/office/drawing/2015/9/8/chartex" xmlns:cx2="http://schemas.microsoft.com/office/drawing/2015/10/21/chartex" xmlns:cx3="http://schemas.microsoft.com/office/drawing/2016/5/9/chartex" xmlns:cx4="http://schemas.microsoft.com/office/drawing/2016/5/10/chartex" xmlns:cx5="http://schemas.microsoft.com/office/drawing/2016/5/11/chartex" xmlns:cx6="http://schemas.microsoft.com/office/drawing/2016/5/12/chartex" xmlns:cx7="http://schemas.microsoft.com/office/drawing/2016/5/13/chartex" xmlns:cx8="http://schemas.microsoft.com/office/drawing/2016/5/14/chartex" xmlns:mc="http://schemas.openxmlformats.org/markup-compatibility/2006" xmlns:aink="http://schemas.microsoft.com/office/drawing/2016/ink" xmlns:am3d="http://schemas.microsoft.com/office/drawing/2017/model3d" xmlns:o="urn:schemas-microsoft-com:office:office" xmlns:oel="http://schemas.microsoft.com/office/2019/extlst" xmlns:r="http://schemas.openxmlformats.org/officeDocument/2006/relationships" xmlns:m="http://schemas.openxmlformats.org/officeDocument/2006/math" xmlns:v="urn:schemas-microsoft-com:vml" xmlns:wp14="http://schemas.microsoft.com/office/word/2010/wordprocessingDrawing" xmlns:wp="http://schemas.openxmlformats.org/drawingml/2006/wordprocessingDrawing" xmlns:w10="urn:schemas-microsoft-com:office:word" xmlns:w="http://schemas.openxmlformats.org/wordprocessingml/2006/main" xmlns:w14="http://schemas.microsoft.com/office/word/2010/wordml" xmlns:w15="http://schemas.microsoft.com/office/word/2012/wordml" xmlns:w16cex="http://schemas.microsoft.com/office/word/2018/wordml/cex" xmlns:w16cid="http://schemas.microsoft.com/office/word/2016/wordml/cid" xmlns:w16="http://schemas.microsoft.com/office/word/2018/wordml" xmlns:w16du="http://schemas.microsoft.com/office/word/2023/wordml/word16du" xmlns:w16sdtdh="http://schemas.microsoft.com/office/word/2020/wordml/sdtdatahash" xmlns:w16sdtfl="http://schemas.microsoft.com/office/word/2024/wordml/sdtformatlock" xmlns:w16se="http://schemas.microsoft.com/office/word/2015/wordml/symex" xmlns:wpg="http://schemas.microsoft.com/office/word/2010/wordprocessingGroup" xmlns:wpi="http://schemas.microsoft.com/office/word/2010/wordprocessingInk" xmlns:wne="http://schemas.microsoft.com/office/word/2006/wordml" xmlns:wps="http://schemas.microsoft.com/office/word/2010/wordprocessingShape" mc:Ignorable="w14 w15 w16se w16cid w16 w16cex w16sdtdh w16sdtfl w16du wp14">
+  <w:abstractNum w:abstractNumId="0" w15:restartNumberingAfterBreak="0">
+    <w:nsid w:val="05BD4661"/>
+    <w:multiLevelType w:val="hybridMultilevel"/>
+    <w:tmpl w:val="155E0A10"/>
+    <w:lvl w:ilvl="0" w:tplc="1DD4CCA2">
+      <w:numFmt w:val="bullet"/>
+      <w:lvlText w:val="-"/>
+      <w:lvlJc w:val="left"/>
+      <w:pPr>
+        <w:ind w:left="408" w:hanging="360"/>
+      </w:pPr>
+      <w:rPr>
+        <w:rFonts w:ascii="Calibri" w:eastAsiaTheme="minorHAnsi" w:hAnsi="Calibri" w:cs="Calibri" w:hint="default"/>
+      </w:rPr>
+    </w:lvl>
+    <w:lvl w:ilvl="1" w:tplc="08090003" w:tentative="1">
+      <w:start w:val="1"/>
+      <w:numFmt w:val="bullet"/>
+      <w:lvlText w:val="o"/>
+      <w:lvlJc w:val="left"/>
+      <w:pPr>
+        <w:ind w:left="1128" w:hanging="360"/>
+      </w:pPr>
+      <w:rPr>
+        <w:rFonts w:ascii="Courier New" w:hAnsi="Courier New" w:cs="Courier New" w:hint="default"/>
+      </w:rPr>
+    </w:lvl>
+    <w:lvl w:ilvl="2" w:tplc="08090005" w:tentative="1">
+      <w:start w:val="1"/>
+      <w:numFmt w:val="bullet"/>
+      <w:lvlText w:val=""/>
+      <w:lvlJc w:val="left"/>
+      <w:pPr>
+        <w:ind w:left="1848" w:hanging="360"/>
+      </w:pPr>
+      <w:rPr>
+        <w:rFonts w:ascii="Wingdings" w:hAnsi="Wingdings" w:hint="default"/>
+      </w:rPr>
+    </w:lvl>
+    <w:lvl w:ilvl="3" w:tplc="08090001" w:tentative="1">
+      <w:start w:val="1"/>
+      <w:numFmt w:val="bullet"/>
+      <w:lvlText w:val=""/>
+      <w:lvlJc w:val="left"/>
+      <w:pPr>
+        <w:ind w:left="2568" w:hanging="360"/>
+      </w:pPr>
+      <w:rPr>
+        <w:rFonts w:ascii="Symbol" w:hAnsi="Symbol" w:hint="default"/>
+      </w:rPr>
+    </w:lvl>
+    <w:lvl w:ilvl="4" w:tplc="08090003" w:tentative="1">
+      <w:start w:val="1"/>
+      <w:numFmt w:val="bullet"/>
+      <w:lvlText w:val="o"/>
+      <w:lvlJc w:val="left"/>
+      <w:pPr>
+        <w:ind w:left="3288" w:hanging="360"/>
+      </w:pPr>
+      <w:rPr>
+        <w:rFonts w:ascii="Courier New" w:hAnsi="Courier New" w:cs="Courier New" w:hint="default"/>
+      </w:rPr>
+    </w:lvl>
+    <w:lvl w:ilvl="5" w:tplc="08090005" w:tentative="1">
+      <w:start w:val="1"/>
+      <w:numFmt w:val="bullet"/>
+      <w:lvlText w:val=""/>
+      <w:lvlJc w:val="left"/>
+      <w:pPr>
+        <w:ind w:left="4008" w:hanging="360"/>
+      </w:pPr>
+      <w:rPr>
+        <w:rFonts w:ascii="Wingdings" w:hAnsi="Wingdings" w:hint="default"/>
+      </w:rPr>
+    </w:lvl>
+    <w:lvl w:ilvl="6" w:tplc="08090001" w:tentative="1">
+      <w:start w:val="1"/>
+      <w:numFmt w:val="bullet"/>
+      <w:lvlText w:val=""/>
+      <w:lvlJc w:val="left"/>
+      <w:pPr>
+        <w:ind w:left="4728" w:hanging="360"/>
+      </w:pPr>
+      <w:rPr>
+        <w:rFonts w:ascii="Symbol" w:hAnsi="Symbol" w:hint="default"/>
+      </w:rPr>
+    </w:lvl>
+    <w:lvl w:ilvl="7" w:tplc="08090003" w:tentative="1">
+      <w:start w:val="1"/>
+      <w:numFmt w:val="bullet"/>
+      <w:lvlText w:val="o"/>
+      <w:lvlJc w:val="left"/>
+      <w:pPr>
+        <w:ind w:left="5448" w:hanging="360"/>
+      </w:pPr>
+      <w:rPr>
+        <w:rFonts w:ascii="Courier New" w:hAnsi="Courier New" w:cs="Courier New" w:hint="default"/>
+      </w:rPr>
+    </w:lvl>
+    <w:lvl w:ilvl="8" w:tplc="08090005" w:tentative="1">
+      <w:start w:val="1"/>
+      <w:numFmt w:val="bullet"/>
+      <w:lvlText w:val=""/>
+      <w:lvlJc w:val="left"/>
+      <w:pPr>
+        <w:ind w:left="6168" w:hanging="360"/>
+      </w:pPr>
+      <w:rPr>
+        <w:rFonts w:ascii="Wingdings" w:hAnsi="Wingdings" w:hint="default"/>
+      </w:rPr>
+    </w:lvl>
+  </w:abstractNum>
+  <w:abstractNum w:abstractNumId="1" w15:restartNumberingAfterBreak="0">
+    <w:nsid w:val="3EDF2A1B"/>
+    <w:multiLevelType w:val="hybridMultilevel"/>
+    <w:tmpl w:val="80D4CC14"/>
+    <w:lvl w:ilvl="0" w:tplc="2614469E">
+      <w:numFmt w:val="bullet"/>
+      <w:lvlText w:val="-"/>
+      <w:lvlJc w:val="left"/>
+      <w:pPr>
+        <w:ind w:left="408" w:hanging="360"/>
+      </w:pPr>
+      <w:rPr>
+        <w:rFonts w:ascii="Calibri" w:eastAsiaTheme="minorHAnsi" w:hAnsi="Calibri" w:cs="Calibri" w:hint="default"/>
+      </w:rPr>
+    </w:lvl>
+    <w:lvl w:ilvl="1" w:tplc="08090003" w:tentative="1">
+      <w:start w:val="1"/>
+      <w:numFmt w:val="bullet"/>
+      <w:lvlText w:val="o"/>
+      <w:lvlJc w:val="left"/>
+      <w:pPr>
+        <w:ind w:left="1128" w:hanging="360"/>
+      </w:pPr>
+      <w:rPr>
+        <w:rFonts w:ascii="Courier New" w:hAnsi="Courier New" w:cs="Courier New" w:hint="default"/>
+      </w:rPr>
+    </w:lvl>
+    <w:lvl w:ilvl="2" w:tplc="08090005" w:tentative="1">
+      <w:start w:val="1"/>
+      <w:numFmt w:val="bullet"/>
+      <w:lvlText w:val=""/>
+      <w:lvlJc w:val="left"/>
+      <w:pPr>
+        <w:ind w:left="1848" w:hanging="360"/>
+      </w:pPr>
+      <w:rPr>
+        <w:rFonts w:ascii="Wingdings" w:hAnsi="Wingdings" w:hint="default"/>
+      </w:rPr>
+    </w:lvl>
+    <w:lvl w:ilvl="3" w:tplc="08090001" w:tentative="1">
+      <w:start w:val="1"/>
+      <w:numFmt w:val="bullet"/>
+      <w:lvlText w:val=""/>
+      <w:lvlJc w:val="left"/>
+      <w:pPr>
+        <w:ind w:left="2568" w:hanging="360"/>
+      </w:pPr>
+      <w:rPr>
+        <w:rFonts w:ascii="Symbol" w:hAnsi="Symbol" w:hint="default"/>
+      </w:rPr>
+    </w:lvl>
+    <w:lvl w:ilvl="4" w:tplc="08090003" w:tentative="1">
+      <w:start w:val="1"/>
+      <w:numFmt w:val="bullet"/>
+      <w:lvlText w:val="o"/>
+      <w:lvlJc w:val="left"/>
+      <w:pPr>
+        <w:ind w:left="3288" w:hanging="360"/>
+      </w:pPr>
+      <w:rPr>
+        <w:rFonts w:ascii="Courier New" w:hAnsi="Courier New" w:cs="Courier New" w:hint="default"/>
+      </w:rPr>
+    </w:lvl>
+    <w:lvl w:ilvl="5" w:tplc="08090005" w:tentative="1">
+      <w:start w:val="1"/>
+      <w:numFmt w:val="bullet"/>
+      <w:lvlText w:val=""/>
+      <w:lvlJc w:val="left"/>
+      <w:pPr>
+        <w:ind w:left="4008" w:hanging="360"/>
+      </w:pPr>
+      <w:rPr>
+        <w:rFonts w:ascii="Wingdings" w:hAnsi="Wingdings" w:hint="default"/>
+      </w:rPr>
+    </w:lvl>
+    <w:lvl w:ilvl="6" w:tplc="08090001" w:tentative="1">
+      <w:start w:val="1"/>
+      <w:numFmt w:val="bullet"/>
+      <w:lvlText w:val=""/>
+      <w:lvlJc w:val="left"/>
+      <w:pPr>
+        <w:ind w:left="4728" w:hanging="360"/>
+      </w:pPr>
+      <w:rPr>
+        <w:rFonts w:ascii="Symbol" w:hAnsi="Symbol" w:hint="default"/>
+      </w:rPr>
+    </w:lvl>
+    <w:lvl w:ilvl="7" w:tplc="08090003" w:tentative="1">
+      <w:start w:val="1"/>
+      <w:numFmt w:val="bullet"/>
+      <w:lvlText w:val="o"/>
+      <w:lvlJc w:val="left"/>
+      <w:pPr>
+        <w:ind w:left="5448" w:hanging="360"/>
+      </w:pPr>
+      <w:rPr>
+        <w:rFonts w:ascii="Courier New" w:hAnsi="Courier New" w:cs="Courier New" w:hint="default"/>
+      </w:rPr>
+    </w:lvl>
+    <w:lvl w:ilvl="8" w:tplc="08090005" w:tentative="1">
+      <w:start w:val="1"/>
+      <w:numFmt w:val="bullet"/>
+      <w:lvlText w:val=""/>
+      <w:lvlJc w:val="left"/>
+      <w:pPr>
+        <w:ind w:left="6168" w:hanging="360"/>
+      </w:pPr>
+      <w:rPr>
+        <w:rFonts w:ascii="Wingdings" w:hAnsi="Wingdings" w:hint="default"/>
+      </w:rPr>
+    </w:lvl>
+  </w:abstractNum>
+  <w:num w:numId="1" w16cid:durableId="1539854341">
+    <w:abstractNumId w:val="0"/>
+  </w:num>
+  <w:num w:numId="2" w16cid:durableId="1374769524">
+    <w:abstractNumId w:val="1"/>
+  </w:num>
+</w:numbering>
 </file>
 
 <file path=word/styles.xml><?xml version="1.0" encoding="utf-8"?>
@@ -1484,6 +2454,25 @@
       <w:spacing w:val="5"/>
     </w:rPr>
   </w:style>
+  <w:style w:type="paragraph" w:styleId="NormalWeb">
+    <w:name w:val="Normal (Web)"/>
+    <w:basedOn w:val="Normal"/>
+    <w:uiPriority w:val="99"/>
+    <w:semiHidden/>
+    <w:unhideWhenUsed/>
+    <w:rsid w:val="00803C52"/>
+    <w:pPr>
+      <w:spacing w:before="100" w:beforeAutospacing="1" w:after="100" w:afterAutospacing="1" w:line="240" w:lineRule="auto"/>
+    </w:pPr>
+    <w:rPr>
+      <w:rFonts w:ascii="Times New Roman" w:eastAsia="Times New Roman" w:hAnsi="Times New Roman" w:cs="Times New Roman"/>
+      <w:kern w:val="0"/>
+      <w:sz w:val="24"/>
+      <w:szCs w:val="24"/>
+      <w:lang w:eastAsia="en-GB"/>
+      <w14:ligatures w14:val="none"/>
+    </w:rPr>
+  </w:style>
 </w:styles>
 </file>
 

--- a/EDA/Summary_of_results.docx
+++ b/EDA/Summary_of_results.docx
@@ -247,9 +247,24 @@
         <w:t xml:space="preserve">Widespread success rate across many top industries. </w:t>
       </w:r>
       <w:r>
+        <w:rPr>
+          <w:b/>
+          <w:bCs/>
+        </w:rPr>
         <w:t>Would be interesting to scrape growth rate of top-N industries to try and normalise/explain this trend</w:t>
       </w:r>
       <w:r>
+        <w:rPr>
+          <w:b/>
+          <w:bCs/>
+        </w:rPr>
+        <w:t xml:space="preserve"> – out of scope though</w:t>
+      </w:r>
+      <w:r>
+        <w:rPr>
+          <w:b/>
+          <w:bCs/>
+        </w:rPr>
         <w:t>:</w:t>
       </w:r>
     </w:p>
@@ -488,6 +503,80 @@
       </w:r>
     </w:p>
     <w:p>
+      <w:r>
+        <w:rPr>
+          <w:noProof/>
+        </w:rPr>
+        <mc:AlternateContent>
+          <mc:Choice Requires="wps">
+            <w:drawing>
+              <wp:anchor distT="0" distB="0" distL="114300" distR="114300" simplePos="0" relativeHeight="251659264" behindDoc="0" locked="0" layoutInCell="1" allowOverlap="1" wp14:anchorId="1FFC5289" wp14:editId="5F30AFD4">
+                <wp:simplePos x="0" y="0"/>
+                <wp:positionH relativeFrom="column">
+                  <wp:posOffset>2784764</wp:posOffset>
+                </wp:positionH>
+                <wp:positionV relativeFrom="paragraph">
+                  <wp:posOffset>268432</wp:posOffset>
+                </wp:positionV>
+                <wp:extent cx="1032163" cy="2673927"/>
+                <wp:effectExtent l="0" t="0" r="0" b="0"/>
+                <wp:wrapNone/>
+                <wp:docPr id="1864521558" name="Multiplication Sign 1"/>
+                <wp:cNvGraphicFramePr/>
+                <a:graphic xmlns:a="http://schemas.openxmlformats.org/drawingml/2006/main">
+                  <a:graphicData uri="http://schemas.microsoft.com/office/word/2010/wordprocessingShape">
+                    <wps:wsp>
+                      <wps:cNvSpPr/>
+                      <wps:spPr>
+                        <a:xfrm>
+                          <a:off x="0" y="0"/>
+                          <a:ext cx="1032163" cy="2673927"/>
+                        </a:xfrm>
+                        <a:prstGeom prst="mathMultiply">
+                          <a:avLst/>
+                        </a:prstGeom>
+                        <a:solidFill>
+                          <a:srgbClr val="EE0000"/>
+                        </a:solidFill>
+                      </wps:spPr>
+                      <wps:style>
+                        <a:lnRef idx="2">
+                          <a:schemeClr val="accent1">
+                            <a:shade val="15000"/>
+                          </a:schemeClr>
+                        </a:lnRef>
+                        <a:fillRef idx="1">
+                          <a:schemeClr val="accent1"/>
+                        </a:fillRef>
+                        <a:effectRef idx="0">
+                          <a:schemeClr val="accent1"/>
+                        </a:effectRef>
+                        <a:fontRef idx="minor">
+                          <a:schemeClr val="lt1"/>
+                        </a:fontRef>
+                      </wps:style>
+                      <wps:bodyPr rot="0" spcFirstLastPara="0" vertOverflow="overflow" horzOverflow="overflow" vert="horz" wrap="square" lIns="91440" tIns="45720" rIns="91440" bIns="45720" numCol="1" spcCol="0" rtlCol="0" fromWordArt="0" anchor="ctr" anchorCtr="0" forceAA="0" compatLnSpc="1">
+                        <a:prstTxWarp prst="textNoShape">
+                          <a:avLst/>
+                        </a:prstTxWarp>
+                        <a:noAutofit/>
+                      </wps:bodyPr>
+                    </wps:wsp>
+                  </a:graphicData>
+                </a:graphic>
+              </wp:anchor>
+            </w:drawing>
+          </mc:Choice>
+          <mc:Fallback>
+            <w:pict>
+              <v:shape w14:anchorId="14BC653C" id="Multiplication Sign 1" o:spid="_x0000_s1026" style="position:absolute;margin-left:219.25pt;margin-top:21.15pt;width:81.25pt;height:210.55pt;z-index:251659264;visibility:visible;mso-wrap-style:square;mso-wrap-distance-left:9pt;mso-wrap-distance-top:0;mso-wrap-distance-right:9pt;mso-wrap-distance-bottom:0;mso-position-horizontal:absolute;mso-position-horizontal-relative:text;mso-position-vertical:absolute;mso-position-vertical-relative:text;v-text-anchor:middle" coordsize="1032163,2673927" o:gfxdata="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" path="m134661,685922l361138,598499,516082,999895,671025,598499r226477,87423l646193,1336964r251309,651041l671025,2075428,516082,1674032,361138,2075428,134661,1988005,385970,1336964,134661,685922xe" fillcolor="#e00" strokecolor="#030e13 [484]" strokeweight="1pt">
+                <v:stroke joinstyle="miter"/>
+                <v:path arrowok="t" o:connecttype="custom" o:connectlocs="134661,685922;361138,598499;516082,999895;671025,598499;897502,685922;646193,1336964;897502,1988005;671025,2075428;516082,1674032;361138,2075428;134661,1988005;385970,1336964;134661,685922" o:connectangles="0,0,0,0,0,0,0,0,0,0,0,0,0"/>
+              </v:shape>
+            </w:pict>
+          </mc:Fallback>
+        </mc:AlternateContent>
+      </w:r>
       <w:r>
         <w:drawing>
           <wp:inline distT="0" distB="0" distL="0" distR="0" wp14:anchorId="513BF848" wp14:editId="6215AB04">
